--- a/११.जाकी प्रिय न फेसबुकेही Document.docx
+++ b/११.जाकी प्रिय न फेसबुकेही Document.docx
@@ -150,6 +150,34 @@
           <w:cs/>
         </w:rPr>
         <w:t xml:space="preserve"> </w:t>
+      </w:r>
+    </w:p>
+    <w:p>
+      <w:pPr>
+        <w:spacing w:after="0"/>
+        <w:jc w:val="both"/>
+      </w:pPr>
+      <w:r>
+        <w:rPr>
+          <w:rFonts w:ascii="Mangal" w:hAnsi="Mangal" w:cs="Mangal" w:eastAsia="Mangal"/>
+          <w:b/>
+          <w:sz w:val="24"/>
+        </w:rPr>
+        <w:t>शीर्षक पाठ की व्यंग्यात्मकता को संक्षेप में स्पष्ट कीजिए</w:t>
+      </w:r>
+    </w:p>
+    <w:p>
+      <w:pPr>
+        <w:spacing w:after="0"/>
+        <w:jc w:val="both"/>
+      </w:pPr>
+      <w:r>
+        <w:rPr>
+          <w:rFonts w:ascii="Mangal" w:hAnsi="Mangal" w:cs="Mangal" w:eastAsia="Mangal"/>
+          <w:b w:val="0"/>
+          <w:sz w:val="24"/>
+        </w:rPr>
+        <w:t>कथावाचक के घर यमराज आते हैं, पर फेसबुक में डूबा व्यक्ति उन्हें पहचानने और उनके साथ चलने के लिए भी समय नहीं निकालता। वह पोस्ट लाइक करने, मित्रों को विदा-संदेश देने और यमलोक में इंटरनेट मिलने की चिंता करता है। “जाकी प्रिय न फेसबुकेही” की तुलसीदास-छाया में लेखक सोशल मीडिया को जीवन-मरण से ऊपर रखने वाली निर्भरता और आभासी मित्रता की विडंबना दिखाते हैं।</w:t>
       </w:r>
     </w:p>
     <w:sectPr>
